--- a/legal/MPSS-Build-Licence-Agreement.docx
+++ b/legal/MPSS-Build-Licence-Agreement.docx
@@ -281,7 +281,7 @@
           <w:sz w:val="22"/>
           <w:szCs w:val="22"/>
         </w:rPr>
-        <w:t xml:space="preserve">The Licensee wishes to construct, or procure the construction of, one MPSS unit for the Project identified in Schedule 2.</w:t>
+        <w:t xml:space="preserve">The MPSS and the LANG System were developed by Seaways and A. Craig Lang. Seaways confirms that all intellectual property rights of A. Craig Lang in the MPSS Technology have been assigned to, are owned or controlled by, or are otherwise validly licensed to Seaways with the right to grant sub-licences, so that Seaways is authorised to grant the licence in this Agreement. Where confirmation of that chain of title is required, A. Craig Lang signs this Agreement as a confirming party for that limited purpose only.</w:t>
       </w:r>
     </w:p>
     <w:p>
@@ -315,7 +315,7 @@
           <w:sz w:val="22"/>
           <w:szCs w:val="22"/>
         </w:rPr>
-        <w:t xml:space="preserve">Seaways has agreed to grant the Licensee a limited, project-specific and non-transferable licence to use specified MPSS technology solely for the construction of that unit, subject to the terms of this Agreement.</w:t>
+        <w:t xml:space="preserve">The Licensee wishes to construct, or procure the construction of, one MPSS unit for the Project identified in Schedule 2, and to own, finance, charter, lease, operate and ultimately sell that physical unit.</w:t>
       </w:r>
     </w:p>
     <w:p>
@@ -349,7 +349,41 @@
           <w:sz w:val="22"/>
           <w:szCs w:val="22"/>
         </w:rPr>
-        <w:t xml:space="preserve">The Parties intend that ownership of the MPSS Technology will remain with Seaways. No sale, assignment or transfer of ownership is intended or implied.</w:t>
+        <w:t xml:space="preserve">Seaways has agreed to grant the Licensee a limited, project-specific and non-transferable licence to use specified MPSS technology solely for the construction of that unit, subject to the terms of this Agreement.</w:t>
+      </w:r>
+    </w:p>
+    <w:p>
+      <w:pPr>
+        <w:tabs>
+          <w:tab w:val="left" w:pos="620"/>
+        </w:tabs>
+        <w:spacing w:after="120" w:line="276"/>
+        <w:ind w:left="620" w:hanging="620"/>
+        <w:jc w:val="both"/>
+      </w:pPr>
+      <w:r>
+        <w:rPr>
+          <w:rFonts w:ascii="Times New Roman" w:cs="Times New Roman" w:eastAsia="Times New Roman" w:hAnsi="Times New Roman"/>
+          <w:b w:val="false"/>
+          <w:bCs w:val="false"/>
+          <w:i w:val="false"/>
+          <w:iCs w:val="false"/>
+          <w:sz w:val="22"/>
+          <w:szCs w:val="22"/>
+        </w:rPr>
+        <w:t xml:space="preserve">E.	</w:t>
+      </w:r>
+      <w:r>
+        <w:rPr>
+          <w:rFonts w:ascii="Times New Roman" w:cs="Times New Roman" w:eastAsia="Times New Roman" w:hAnsi="Times New Roman"/>
+          <w:b w:val="false"/>
+          <w:bCs w:val="false"/>
+          <w:i w:val="false"/>
+          <w:iCs w:val="false"/>
+          <w:sz w:val="22"/>
+          <w:szCs w:val="22"/>
+        </w:rPr>
+        <w:t xml:space="preserve">The Parties intend that ownership of the MPSS Technology will remain with Seaways. No sale, assignment or transfer of ownership of the MPSS Technology is intended or implied, and nothing in this Agreement restricts the Licensee's ownership of, or ordinary commercial dealings in, the physical Licensed Unit as permitted by Clause 2.</w:t>
       </w:r>
     </w:p>
     <w:p>
@@ -899,19 +933,19 @@
           <w:sz w:val="22"/>
           <w:szCs w:val="22"/>
         </w:rPr>
-        <w:t xml:space="preserve">“Licensed Materials” </w:t>
-      </w:r>
-      <w:r>
-        <w:rPr>
-          <w:rFonts w:ascii="Times New Roman" w:cs="Times New Roman" w:eastAsia="Times New Roman" w:hAnsi="Times New Roman"/>
-          <w:b w:val="false"/>
-          <w:bCs w:val="false"/>
-          <w:i w:val="false"/>
-          <w:iCs w:val="false"/>
-          <w:sz w:val="22"/>
-          <w:szCs w:val="22"/>
-        </w:rPr>
-        <w:t xml:space="preserve">means only the drawings, calculations, specifications, data, reports, models, documents and other materials identified in Schedule 1 or subsequently designated in writing by Seaways as Licensed Materials for the Project.</w:t>
+        <w:t xml:space="preserve">“MPSS Core Improvement” </w:t>
+      </w:r>
+      <w:r>
+        <w:rPr>
+          <w:rFonts w:ascii="Times New Roman" w:cs="Times New Roman" w:eastAsia="Times New Roman" w:hAnsi="Times New Roman"/>
+          <w:b w:val="false"/>
+          <w:bCs w:val="false"/>
+          <w:i w:val="false"/>
+          <w:iCs w:val="false"/>
+          <w:sz w:val="22"/>
+          <w:szCs w:val="22"/>
+        </w:rPr>
+        <w:t xml:space="preserve">means an Improvement to the MPSS architecture, hull geometry, structural configuration, stability, ballast or reserve-buoyancy principles, motion performance, or fabrication and construction methodology, or to any other defining feature of the MPSS Technology.</w:t>
       </w:r>
     </w:p>
     <w:p>
@@ -930,19 +964,19 @@
           <w:sz w:val="22"/>
           <w:szCs w:val="22"/>
         </w:rPr>
-        <w:t xml:space="preserve">“Licensed Unit” </w:t>
-      </w:r>
-      <w:r>
-        <w:rPr>
-          <w:rFonts w:ascii="Times New Roman" w:cs="Times New Roman" w:eastAsia="Times New Roman" w:hAnsi="Times New Roman"/>
-          <w:b w:val="false"/>
-          <w:bCs w:val="false"/>
-          <w:i w:val="false"/>
-          <w:iCs w:val="false"/>
-          <w:sz w:val="22"/>
-          <w:szCs w:val="22"/>
-        </w:rPr>
-        <w:t xml:space="preserve">means the single MPSS unit identified by project name, shipyard, build number and hull number in Schedule 2.</w:t>
+        <w:t xml:space="preserve">“Project Technology” </w:t>
+      </w:r>
+      <w:r>
+        <w:rPr>
+          <w:rFonts w:ascii="Times New Roman" w:cs="Times New Roman" w:eastAsia="Times New Roman" w:hAnsi="Times New Roman"/>
+          <w:b w:val="false"/>
+          <w:bCs w:val="false"/>
+          <w:i w:val="false"/>
+          <w:iCs w:val="false"/>
+          <w:sz w:val="22"/>
+          <w:szCs w:val="22"/>
+        </w:rPr>
+        <w:t xml:space="preserve">means topside and process systems, fabrication tooling, production planning, procurement and project-management systems, payload-specific and customer-equipment systems, integration engineering and operational procedures, in each case developed by or for the Licensee in connection with the Project, to the extent they do not incorporate, embody or disclose the MPSS Technology and are capable of independent use.</w:t>
       </w:r>
     </w:p>
     <w:p>
@@ -961,19 +995,19 @@
           <w:sz w:val="22"/>
           <w:szCs w:val="22"/>
         </w:rPr>
-        <w:t xml:space="preserve">“MPSS” </w:t>
-      </w:r>
-      <w:r>
-        <w:rPr>
-          <w:rFonts w:ascii="Times New Roman" w:cs="Times New Roman" w:eastAsia="Times New Roman" w:hAnsi="Times New Roman"/>
-          <w:b w:val="false"/>
-          <w:bCs w:val="false"/>
-          <w:i w:val="false"/>
-          <w:iCs w:val="false"/>
-          <w:sz w:val="22"/>
-          <w:szCs w:val="22"/>
-        </w:rPr>
-        <w:t xml:space="preserve">means the Multi-Purpose Semi-Submersible platform developed by Seaways and A. Craig Lang, including its associated architecture, arrangements and construction principles.</w:t>
+        <w:t xml:space="preserve">“Licensed Materials” </w:t>
+      </w:r>
+      <w:r>
+        <w:rPr>
+          <w:rFonts w:ascii="Times New Roman" w:cs="Times New Roman" w:eastAsia="Times New Roman" w:hAnsi="Times New Roman"/>
+          <w:b w:val="false"/>
+          <w:bCs w:val="false"/>
+          <w:i w:val="false"/>
+          <w:iCs w:val="false"/>
+          <w:sz w:val="22"/>
+          <w:szCs w:val="22"/>
+        </w:rPr>
+        <w:t xml:space="preserve">means only the drawings, calculations, specifications, data, reports, models, documents and other materials identified in Schedule 1 or subsequently designated in writing by Seaways as Licensed Materials for the Project.</w:t>
       </w:r>
     </w:p>
     <w:p>
@@ -992,6 +1026,68 @@
           <w:sz w:val="22"/>
           <w:szCs w:val="22"/>
         </w:rPr>
+        <w:t xml:space="preserve">“Licensed Unit” </w:t>
+      </w:r>
+      <w:r>
+        <w:rPr>
+          <w:rFonts w:ascii="Times New Roman" w:cs="Times New Roman" w:eastAsia="Times New Roman" w:hAnsi="Times New Roman"/>
+          <w:b w:val="false"/>
+          <w:bCs w:val="false"/>
+          <w:i w:val="false"/>
+          <w:iCs w:val="false"/>
+          <w:sz w:val="22"/>
+          <w:szCs w:val="22"/>
+        </w:rPr>
+        <w:t xml:space="preserve">means the single MPSS unit identified by project name, shipyard, build number and hull number in Schedule 2.</w:t>
+      </w:r>
+    </w:p>
+    <w:p>
+      <w:pPr>
+        <w:spacing w:after="120" w:line="276"/>
+        <w:ind w:left="620" w:hanging="620"/>
+        <w:jc w:val="both"/>
+      </w:pPr>
+      <w:r>
+        <w:rPr>
+          <w:rFonts w:ascii="Times New Roman" w:cs="Times New Roman" w:eastAsia="Times New Roman" w:hAnsi="Times New Roman"/>
+          <w:b/>
+          <w:bCs/>
+          <w:i w:val="false"/>
+          <w:iCs w:val="false"/>
+          <w:sz w:val="22"/>
+          <w:szCs w:val="22"/>
+        </w:rPr>
+        <w:t xml:space="preserve">“MPSS” </w:t>
+      </w:r>
+      <w:r>
+        <w:rPr>
+          <w:rFonts w:ascii="Times New Roman" w:cs="Times New Roman" w:eastAsia="Times New Roman" w:hAnsi="Times New Roman"/>
+          <w:b w:val="false"/>
+          <w:bCs w:val="false"/>
+          <w:i w:val="false"/>
+          <w:iCs w:val="false"/>
+          <w:sz w:val="22"/>
+          <w:szCs w:val="22"/>
+        </w:rPr>
+        <w:t xml:space="preserve">means the Multi-Purpose Semi-Submersible platform developed by Seaways and A. Craig Lang, including its associated architecture, arrangements and construction principles.</w:t>
+      </w:r>
+    </w:p>
+    <w:p>
+      <w:pPr>
+        <w:spacing w:after="120" w:line="276"/>
+        <w:ind w:left="620" w:hanging="620"/>
+        <w:jc w:val="both"/>
+      </w:pPr>
+      <w:r>
+        <w:rPr>
+          <w:rFonts w:ascii="Times New Roman" w:cs="Times New Roman" w:eastAsia="Times New Roman" w:hAnsi="Times New Roman"/>
+          <w:b/>
+          <w:bCs/>
+          <w:i w:val="false"/>
+          <w:iCs w:val="false"/>
+          <w:sz w:val="22"/>
+          <w:szCs w:val="22"/>
+        </w:rPr>
         <w:t xml:space="preserve">“MPSS Technology” </w:t>
       </w:r>
       <w:r>
@@ -1504,218 +1600,26 @@
       <w:r>
         <w:rPr>
           <w:rFonts w:ascii="Times New Roman" w:cs="Times New Roman" w:eastAsia="Times New Roman" w:hAnsi="Times New Roman"/>
-          <w:b w:val="false"/>
-          <w:bCs w:val="false"/>
-          <w:i w:val="false"/>
-          <w:iCs w:val="false"/>
-          <w:sz w:val="22"/>
-          <w:szCs w:val="22"/>
-        </w:rPr>
-        <w:t xml:space="preserve">No right is granted to construct, commission, procure, market, sell or license:</w:t>
-      </w:r>
-    </w:p>
-    <w:p>
-      <w:pPr>
-        <w:tabs>
-          <w:tab w:val="left" w:pos="1240"/>
-        </w:tabs>
-        <w:spacing w:after="80" w:line="276"/>
-        <w:ind w:left="1240" w:hanging="480"/>
-        <w:jc w:val="both"/>
-      </w:pPr>
-      <w:r>
-        <w:rPr>
-          <w:rFonts w:ascii="Times New Roman" w:cs="Times New Roman" w:eastAsia="Times New Roman" w:hAnsi="Times New Roman"/>
-          <w:b w:val="false"/>
-          <w:bCs w:val="false"/>
-          <w:i w:val="false"/>
-          <w:iCs w:val="false"/>
-          <w:sz w:val="22"/>
-          <w:szCs w:val="22"/>
-        </w:rPr>
-        <w:t xml:space="preserve">a.	</w:t>
-      </w:r>
-      <w:r>
-        <w:rPr>
-          <w:rFonts w:ascii="Times New Roman" w:cs="Times New Roman" w:eastAsia="Times New Roman" w:hAnsi="Times New Roman"/>
-          <w:b w:val="false"/>
-          <w:bCs w:val="false"/>
-          <w:i w:val="false"/>
-          <w:iCs w:val="false"/>
-          <w:sz w:val="22"/>
-          <w:szCs w:val="22"/>
-        </w:rPr>
-        <w:t xml:space="preserve">any second or subsequent MPSS unit;</w:t>
-      </w:r>
-    </w:p>
-    <w:p>
-      <w:pPr>
-        <w:tabs>
-          <w:tab w:val="left" w:pos="1240"/>
-        </w:tabs>
-        <w:spacing w:after="80" w:line="276"/>
-        <w:ind w:left="1240" w:hanging="480"/>
-        <w:jc w:val="both"/>
-      </w:pPr>
-      <w:r>
-        <w:rPr>
-          <w:rFonts w:ascii="Times New Roman" w:cs="Times New Roman" w:eastAsia="Times New Roman" w:hAnsi="Times New Roman"/>
-          <w:b w:val="false"/>
-          <w:bCs w:val="false"/>
-          <w:i w:val="false"/>
-          <w:iCs w:val="false"/>
-          <w:sz w:val="22"/>
-          <w:szCs w:val="22"/>
-        </w:rPr>
-        <w:t xml:space="preserve">b.	</w:t>
-      </w:r>
-      <w:r>
-        <w:rPr>
-          <w:rFonts w:ascii="Times New Roman" w:cs="Times New Roman" w:eastAsia="Times New Roman" w:hAnsi="Times New Roman"/>
-          <w:b w:val="false"/>
-          <w:bCs w:val="false"/>
-          <w:i w:val="false"/>
-          <w:iCs w:val="false"/>
-          <w:sz w:val="22"/>
-          <w:szCs w:val="22"/>
-        </w:rPr>
-        <w:t xml:space="preserve">any sister vessel;</w:t>
-      </w:r>
-    </w:p>
-    <w:p>
-      <w:pPr>
-        <w:tabs>
-          <w:tab w:val="left" w:pos="1240"/>
-        </w:tabs>
-        <w:spacing w:after="80" w:line="276"/>
-        <w:ind w:left="1240" w:hanging="480"/>
-        <w:jc w:val="both"/>
-      </w:pPr>
-      <w:r>
-        <w:rPr>
-          <w:rFonts w:ascii="Times New Roman" w:cs="Times New Roman" w:eastAsia="Times New Roman" w:hAnsi="Times New Roman"/>
-          <w:b w:val="false"/>
-          <w:bCs w:val="false"/>
-          <w:i w:val="false"/>
-          <w:iCs w:val="false"/>
-          <w:sz w:val="22"/>
-          <w:szCs w:val="22"/>
-        </w:rPr>
-        <w:t xml:space="preserve">c.	</w:t>
-      </w:r>
-      <w:r>
-        <w:rPr>
-          <w:rFonts w:ascii="Times New Roman" w:cs="Times New Roman" w:eastAsia="Times New Roman" w:hAnsi="Times New Roman"/>
-          <w:b w:val="false"/>
-          <w:bCs w:val="false"/>
-          <w:i w:val="false"/>
-          <w:iCs w:val="false"/>
-          <w:sz w:val="22"/>
-          <w:szCs w:val="22"/>
-        </w:rPr>
-        <w:t xml:space="preserve">any replacement hull;</w:t>
-      </w:r>
-    </w:p>
-    <w:p>
-      <w:pPr>
-        <w:tabs>
-          <w:tab w:val="left" w:pos="1240"/>
-        </w:tabs>
-        <w:spacing w:after="80" w:line="276"/>
-        <w:ind w:left="1240" w:hanging="480"/>
-        <w:jc w:val="both"/>
-      </w:pPr>
-      <w:r>
-        <w:rPr>
-          <w:rFonts w:ascii="Times New Roman" w:cs="Times New Roman" w:eastAsia="Times New Roman" w:hAnsi="Times New Roman"/>
-          <w:b w:val="false"/>
-          <w:bCs w:val="false"/>
-          <w:i w:val="false"/>
-          <w:iCs w:val="false"/>
-          <w:sz w:val="22"/>
-          <w:szCs w:val="22"/>
-        </w:rPr>
-        <w:t xml:space="preserve">d.	</w:t>
-      </w:r>
-      <w:r>
-        <w:rPr>
-          <w:rFonts w:ascii="Times New Roman" w:cs="Times New Roman" w:eastAsia="Times New Roman" w:hAnsi="Times New Roman"/>
-          <w:b w:val="false"/>
-          <w:bCs w:val="false"/>
-          <w:i w:val="false"/>
-          <w:iCs w:val="false"/>
-          <w:sz w:val="22"/>
-          <w:szCs w:val="22"/>
-        </w:rPr>
-        <w:t xml:space="preserve">any substantially similar unit;</w:t>
-      </w:r>
-    </w:p>
-    <w:p>
-      <w:pPr>
-        <w:tabs>
-          <w:tab w:val="left" w:pos="1240"/>
-        </w:tabs>
-        <w:spacing w:after="80" w:line="276"/>
-        <w:ind w:left="1240" w:hanging="480"/>
-        <w:jc w:val="both"/>
-      </w:pPr>
-      <w:r>
-        <w:rPr>
-          <w:rFonts w:ascii="Times New Roman" w:cs="Times New Roman" w:eastAsia="Times New Roman" w:hAnsi="Times New Roman"/>
-          <w:b w:val="false"/>
-          <w:bCs w:val="false"/>
-          <w:i w:val="false"/>
-          <w:iCs w:val="false"/>
-          <w:sz w:val="22"/>
-          <w:szCs w:val="22"/>
-        </w:rPr>
-        <w:t xml:space="preserve">e.	</w:t>
-      </w:r>
-      <w:r>
-        <w:rPr>
-          <w:rFonts w:ascii="Times New Roman" w:cs="Times New Roman" w:eastAsia="Times New Roman" w:hAnsi="Times New Roman"/>
-          <w:b w:val="false"/>
-          <w:bCs w:val="false"/>
-          <w:i w:val="false"/>
-          <w:iCs w:val="false"/>
-          <w:sz w:val="22"/>
-          <w:szCs w:val="22"/>
-        </w:rPr>
-        <w:t xml:space="preserve">any Derivative Design; or</w:t>
-      </w:r>
-    </w:p>
-    <w:p>
-      <w:pPr>
-        <w:tabs>
-          <w:tab w:val="left" w:pos="1240"/>
-        </w:tabs>
-        <w:spacing w:after="80" w:line="276"/>
-        <w:ind w:left="1240" w:hanging="480"/>
-        <w:jc w:val="both"/>
-      </w:pPr>
-      <w:r>
-        <w:rPr>
-          <w:rFonts w:ascii="Times New Roman" w:cs="Times New Roman" w:eastAsia="Times New Roman" w:hAnsi="Times New Roman"/>
-          <w:b w:val="false"/>
-          <w:bCs w:val="false"/>
-          <w:i w:val="false"/>
-          <w:iCs w:val="false"/>
-          <w:sz w:val="22"/>
-          <w:szCs w:val="22"/>
-        </w:rPr>
-        <w:t xml:space="preserve">f.	</w:t>
-      </w:r>
-      <w:r>
-        <w:rPr>
-          <w:rFonts w:ascii="Times New Roman" w:cs="Times New Roman" w:eastAsia="Times New Roman" w:hAnsi="Times New Roman"/>
-          <w:b w:val="false"/>
-          <w:bCs w:val="false"/>
-          <w:i w:val="false"/>
-          <w:iCs w:val="false"/>
-          <w:sz w:val="22"/>
-          <w:szCs w:val="22"/>
-        </w:rPr>
-        <w:t xml:space="preserve">any unit for a different owner, operator, project or end use.</w:t>
+          <w:b/>
+          <w:bCs/>
+          <w:i w:val="false"/>
+          <w:iCs w:val="false"/>
+          <w:sz w:val="22"/>
+          <w:szCs w:val="22"/>
+        </w:rPr>
+        <w:t xml:space="preserve">Dealings in the physical Licensed Unit. </w:t>
+      </w:r>
+      <w:r>
+        <w:rPr>
+          <w:rFonts w:ascii="Times New Roman" w:cs="Times New Roman" w:eastAsia="Times New Roman" w:hAnsi="Times New Roman"/>
+          <w:b w:val="false"/>
+          <w:bCs w:val="false"/>
+          <w:i w:val="false"/>
+          <w:iCs w:val="false"/>
+          <w:sz w:val="22"/>
+          <w:szCs w:val="22"/>
+        </w:rPr>
+        <w:t xml:space="preserve">Nothing in this Agreement restricts the Licensee’s ownership of the physical Licensed Unit. Subject to Clause 28 and to Seaways’ technology protections in this Agreement, the Licensee may own, finance, mortgage, charge, insure, charter, lease, operate, relocate, refurbish, extend the life of, and ultimately sell the physical Licensed Unit, and may permit an operator or charterer to operate it. No sale, lease, charter, mortgage, transfer or other dealing in the physical Licensed Unit conveys any right to reproduce, modify, disclose or use the MPSS Technology for any other unit, and any recipient requiring access to Licensed Materials must comply with Clause 28.3.</w:t>
       </w:r>
     </w:p>
     <w:p>
@@ -1749,7 +1653,230 @@
           <w:sz w:val="22"/>
           <w:szCs w:val="22"/>
         </w:rPr>
-        <w:t xml:space="preserve">Each additional unit requires a separate written licence signed by Seaways and payment of the applicable additional licence fee.</w:t>
+        <w:t xml:space="preserve">Restriction on further units and designs. No right is granted to design, construct, reproduce, commission or procure the construction of, and (in respect of any such unit) to market, sell or license:</w:t>
+      </w:r>
+    </w:p>
+    <w:p>
+      <w:pPr>
+        <w:tabs>
+          <w:tab w:val="left" w:pos="1240"/>
+        </w:tabs>
+        <w:spacing w:after="80" w:line="276"/>
+        <w:ind w:left="1240" w:hanging="480"/>
+        <w:jc w:val="both"/>
+      </w:pPr>
+      <w:r>
+        <w:rPr>
+          <w:rFonts w:ascii="Times New Roman" w:cs="Times New Roman" w:eastAsia="Times New Roman" w:hAnsi="Times New Roman"/>
+          <w:b w:val="false"/>
+          <w:bCs w:val="false"/>
+          <w:i w:val="false"/>
+          <w:iCs w:val="false"/>
+          <w:sz w:val="22"/>
+          <w:szCs w:val="22"/>
+        </w:rPr>
+        <w:t xml:space="preserve">a.	</w:t>
+      </w:r>
+      <w:r>
+        <w:rPr>
+          <w:rFonts w:ascii="Times New Roman" w:cs="Times New Roman" w:eastAsia="Times New Roman" w:hAnsi="Times New Roman"/>
+          <w:b w:val="false"/>
+          <w:bCs w:val="false"/>
+          <w:i w:val="false"/>
+          <w:iCs w:val="false"/>
+          <w:sz w:val="22"/>
+          <w:szCs w:val="22"/>
+        </w:rPr>
+        <w:t xml:space="preserve">any second or subsequent MPSS unit;</w:t>
+      </w:r>
+    </w:p>
+    <w:p>
+      <w:pPr>
+        <w:tabs>
+          <w:tab w:val="left" w:pos="1240"/>
+        </w:tabs>
+        <w:spacing w:after="80" w:line="276"/>
+        <w:ind w:left="1240" w:hanging="480"/>
+        <w:jc w:val="both"/>
+      </w:pPr>
+      <w:r>
+        <w:rPr>
+          <w:rFonts w:ascii="Times New Roman" w:cs="Times New Roman" w:eastAsia="Times New Roman" w:hAnsi="Times New Roman"/>
+          <w:b w:val="false"/>
+          <w:bCs w:val="false"/>
+          <w:i w:val="false"/>
+          <w:iCs w:val="false"/>
+          <w:sz w:val="22"/>
+          <w:szCs w:val="22"/>
+        </w:rPr>
+        <w:t xml:space="preserve">b.	</w:t>
+      </w:r>
+      <w:r>
+        <w:rPr>
+          <w:rFonts w:ascii="Times New Roman" w:cs="Times New Roman" w:eastAsia="Times New Roman" w:hAnsi="Times New Roman"/>
+          <w:b w:val="false"/>
+          <w:bCs w:val="false"/>
+          <w:i w:val="false"/>
+          <w:iCs w:val="false"/>
+          <w:sz w:val="22"/>
+          <w:szCs w:val="22"/>
+        </w:rPr>
+        <w:t xml:space="preserve">any sister vessel;</w:t>
+      </w:r>
+    </w:p>
+    <w:p>
+      <w:pPr>
+        <w:tabs>
+          <w:tab w:val="left" w:pos="1240"/>
+        </w:tabs>
+        <w:spacing w:after="80" w:line="276"/>
+        <w:ind w:left="1240" w:hanging="480"/>
+        <w:jc w:val="both"/>
+      </w:pPr>
+      <w:r>
+        <w:rPr>
+          <w:rFonts w:ascii="Times New Roman" w:cs="Times New Roman" w:eastAsia="Times New Roman" w:hAnsi="Times New Roman"/>
+          <w:b w:val="false"/>
+          <w:bCs w:val="false"/>
+          <w:i w:val="false"/>
+          <w:iCs w:val="false"/>
+          <w:sz w:val="22"/>
+          <w:szCs w:val="22"/>
+        </w:rPr>
+        <w:t xml:space="preserve">c.	</w:t>
+      </w:r>
+      <w:r>
+        <w:rPr>
+          <w:rFonts w:ascii="Times New Roman" w:cs="Times New Roman" w:eastAsia="Times New Roman" w:hAnsi="Times New Roman"/>
+          <w:b w:val="false"/>
+          <w:bCs w:val="false"/>
+          <w:i w:val="false"/>
+          <w:iCs w:val="false"/>
+          <w:sz w:val="22"/>
+          <w:szCs w:val="22"/>
+        </w:rPr>
+        <w:t xml:space="preserve">any replacement hull;</w:t>
+      </w:r>
+    </w:p>
+    <w:p>
+      <w:pPr>
+        <w:tabs>
+          <w:tab w:val="left" w:pos="1240"/>
+        </w:tabs>
+        <w:spacing w:after="80" w:line="276"/>
+        <w:ind w:left="1240" w:hanging="480"/>
+        <w:jc w:val="both"/>
+      </w:pPr>
+      <w:r>
+        <w:rPr>
+          <w:rFonts w:ascii="Times New Roman" w:cs="Times New Roman" w:eastAsia="Times New Roman" w:hAnsi="Times New Roman"/>
+          <w:b w:val="false"/>
+          <w:bCs w:val="false"/>
+          <w:i w:val="false"/>
+          <w:iCs w:val="false"/>
+          <w:sz w:val="22"/>
+          <w:szCs w:val="22"/>
+        </w:rPr>
+        <w:t xml:space="preserve">d.	</w:t>
+      </w:r>
+      <w:r>
+        <w:rPr>
+          <w:rFonts w:ascii="Times New Roman" w:cs="Times New Roman" w:eastAsia="Times New Roman" w:hAnsi="Times New Roman"/>
+          <w:b w:val="false"/>
+          <w:bCs w:val="false"/>
+          <w:i w:val="false"/>
+          <w:iCs w:val="false"/>
+          <w:sz w:val="22"/>
+          <w:szCs w:val="22"/>
+        </w:rPr>
+        <w:t xml:space="preserve">any substantially similar unit;</w:t>
+      </w:r>
+    </w:p>
+    <w:p>
+      <w:pPr>
+        <w:tabs>
+          <w:tab w:val="left" w:pos="1240"/>
+        </w:tabs>
+        <w:spacing w:after="80" w:line="276"/>
+        <w:ind w:left="1240" w:hanging="480"/>
+        <w:jc w:val="both"/>
+      </w:pPr>
+      <w:r>
+        <w:rPr>
+          <w:rFonts w:ascii="Times New Roman" w:cs="Times New Roman" w:eastAsia="Times New Roman" w:hAnsi="Times New Roman"/>
+          <w:b w:val="false"/>
+          <w:bCs w:val="false"/>
+          <w:i w:val="false"/>
+          <w:iCs w:val="false"/>
+          <w:sz w:val="22"/>
+          <w:szCs w:val="22"/>
+        </w:rPr>
+        <w:t xml:space="preserve">e.	</w:t>
+      </w:r>
+      <w:r>
+        <w:rPr>
+          <w:rFonts w:ascii="Times New Roman" w:cs="Times New Roman" w:eastAsia="Times New Roman" w:hAnsi="Times New Roman"/>
+          <w:b w:val="false"/>
+          <w:bCs w:val="false"/>
+          <w:i w:val="false"/>
+          <w:iCs w:val="false"/>
+          <w:sz w:val="22"/>
+          <w:szCs w:val="22"/>
+        </w:rPr>
+        <w:t xml:space="preserve">any Derivative Design; or</w:t>
+      </w:r>
+    </w:p>
+    <w:p>
+      <w:pPr>
+        <w:tabs>
+          <w:tab w:val="left" w:pos="1240"/>
+        </w:tabs>
+        <w:spacing w:after="80" w:line="276"/>
+        <w:ind w:left="1240" w:hanging="480"/>
+        <w:jc w:val="both"/>
+      </w:pPr>
+      <w:r>
+        <w:rPr>
+          <w:rFonts w:ascii="Times New Roman" w:cs="Times New Roman" w:eastAsia="Times New Roman" w:hAnsi="Times New Roman"/>
+          <w:b w:val="false"/>
+          <w:bCs w:val="false"/>
+          <w:i w:val="false"/>
+          <w:iCs w:val="false"/>
+          <w:sz w:val="22"/>
+          <w:szCs w:val="22"/>
+        </w:rPr>
+        <w:t xml:space="preserve">f.	</w:t>
+      </w:r>
+      <w:r>
+        <w:rPr>
+          <w:rFonts w:ascii="Times New Roman" w:cs="Times New Roman" w:eastAsia="Times New Roman" w:hAnsi="Times New Roman"/>
+          <w:b w:val="false"/>
+          <w:bCs w:val="false"/>
+          <w:i w:val="false"/>
+          <w:iCs w:val="false"/>
+          <w:sz w:val="22"/>
+          <w:szCs w:val="22"/>
+        </w:rPr>
+        <w:t xml:space="preserve">any unit for a different owner, operator, project or end use,</w:t>
+      </w:r>
+    </w:p>
+    <w:p>
+      <w:pPr>
+        <w:spacing w:after="120" w:line="276"/>
+        <w:ind w:left="620"/>
+        <w:jc w:val="both"/>
+      </w:pPr>
+      <w:r>
+        <w:rPr>
+          <w:rFonts w:ascii="Times New Roman" w:cs="Times New Roman" w:eastAsia="Times New Roman" w:hAnsi="Times New Roman"/>
+          <w:b w:val="false"/>
+          <w:bCs w:val="false"/>
+          <w:i w:val="false"/>
+          <w:iCs w:val="false"/>
+          <w:sz w:val="22"/>
+          <w:szCs w:val="22"/>
+        </w:rPr>
+        <w:t xml:space="preserve">in each case other than the single Licensed Unit. For the avoidance of doubt, this Clause 2.4 does not restrict the dealings in the physical Licensed Unit permitted by Clause 2.3.</w:t>
       </w:r>
     </w:p>
     <w:p>
@@ -1783,7 +1910,7 @@
           <w:sz w:val="22"/>
           <w:szCs w:val="22"/>
         </w:rPr>
-        <w:t xml:space="preserve">The licence does not include any general right to commercialise, promote, market, sell, lease, sublicense or otherwise exploit the MPSS Technology.</w:t>
+        <w:t xml:space="preserve">Ordinary construction items. The fabrication, during construction of the Licensed Unit, of test sections, weld and procedure coupons, fabrication mock-ups, model-tank or scale models, blocks or sections rejected or superseded during construction, and spare structural components held for the repair of the Licensed Unit, does not constitute an additional Licensed Unit, provided that no such item is capable of independently functioning as an MPSS.</w:t>
       </w:r>
     </w:p>
     <w:p>
@@ -1817,6 +1944,74 @@
           <w:sz w:val="22"/>
           <w:szCs w:val="22"/>
         </w:rPr>
+        <w:t xml:space="preserve">Each additional unit requires a separate written licence signed by Seaways and payment of the applicable additional licence fee.</w:t>
+      </w:r>
+    </w:p>
+    <w:p>
+      <w:pPr>
+        <w:tabs>
+          <w:tab w:val="left" w:pos="620"/>
+        </w:tabs>
+        <w:spacing w:after="120" w:line="276"/>
+        <w:ind w:left="620" w:hanging="620"/>
+        <w:jc w:val="both"/>
+      </w:pPr>
+      <w:r>
+        <w:rPr>
+          <w:rFonts w:ascii="Times New Roman" w:cs="Times New Roman" w:eastAsia="Times New Roman" w:hAnsi="Times New Roman"/>
+          <w:b w:val="false"/>
+          <w:bCs w:val="false"/>
+          <w:i w:val="false"/>
+          <w:iCs w:val="false"/>
+          <w:sz w:val="22"/>
+          <w:szCs w:val="22"/>
+        </w:rPr>
+        <w:t xml:space="preserve">2.7	</w:t>
+      </w:r>
+      <w:r>
+        <w:rPr>
+          <w:rFonts w:ascii="Times New Roman" w:cs="Times New Roman" w:eastAsia="Times New Roman" w:hAnsi="Times New Roman"/>
+          <w:b w:val="false"/>
+          <w:bCs w:val="false"/>
+          <w:i w:val="false"/>
+          <w:iCs w:val="false"/>
+          <w:sz w:val="22"/>
+          <w:szCs w:val="22"/>
+        </w:rPr>
+        <w:t xml:space="preserve">The licence does not include any general right to commercialise, promote, market, sell, lease, sublicense or otherwise exploit the MPSS Technology as technology, as distinct from the physical Licensed Unit.</w:t>
+      </w:r>
+    </w:p>
+    <w:p>
+      <w:pPr>
+        <w:tabs>
+          <w:tab w:val="left" w:pos="620"/>
+        </w:tabs>
+        <w:spacing w:after="120" w:line="276"/>
+        <w:ind w:left="620" w:hanging="620"/>
+        <w:jc w:val="both"/>
+      </w:pPr>
+      <w:r>
+        <w:rPr>
+          <w:rFonts w:ascii="Times New Roman" w:cs="Times New Roman" w:eastAsia="Times New Roman" w:hAnsi="Times New Roman"/>
+          <w:b w:val="false"/>
+          <w:bCs w:val="false"/>
+          <w:i w:val="false"/>
+          <w:iCs w:val="false"/>
+          <w:sz w:val="22"/>
+          <w:szCs w:val="22"/>
+        </w:rPr>
+        <w:t xml:space="preserve">2.8	</w:t>
+      </w:r>
+      <w:r>
+        <w:rPr>
+          <w:rFonts w:ascii="Times New Roman" w:cs="Times New Roman" w:eastAsia="Times New Roman" w:hAnsi="Times New Roman"/>
+          <w:b w:val="false"/>
+          <w:bCs w:val="false"/>
+          <w:i w:val="false"/>
+          <w:iCs w:val="false"/>
+          <w:sz w:val="22"/>
+          <w:szCs w:val="22"/>
+        </w:rPr>
         <w:t xml:space="preserve">No licence is granted by implication, estoppel, exhaustion or otherwise.</w:t>
       </w:r>
     </w:p>
@@ -3693,7 +3888,7 @@
           <w:sz w:val="22"/>
           <w:szCs w:val="22"/>
         </w:rPr>
-        <w:t xml:space="preserve">not be uploaded to public, shared or generative artificial-intelligence systems without Seaways’ written consent;</w:t>
+        <w:t xml:space="preserve">not be submitted to any artificial-intelligence system unless Seaways has approved that system in writing and the applicable contractual terms prohibit training of models on the material, retention beyond the task, secondary use and onward disclosure;</w:t>
       </w:r>
     </w:p>
     <w:p>
@@ -6025,6 +6220,40 @@
           <w:sz w:val="22"/>
           <w:szCs w:val="22"/>
         </w:rPr>
+        <w:t xml:space="preserve">Seaways shall respond to a properly documented approval request under this Clause within ten business days of receipt. Approval shall not be unreasonably withheld, conditioned or delayed where the proposed change does not impair a defining feature of the MPSS architecture or prejudice Seaways’ intellectual property. If Seaways requires further information, it shall request it within that period, and a fresh ten-business-day period runs from receipt of the information reasonably requested.</w:t>
+      </w:r>
+    </w:p>
+    <w:p>
+      <w:pPr>
+        <w:tabs>
+          <w:tab w:val="left" w:pos="620"/>
+        </w:tabs>
+        <w:spacing w:after="120" w:line="276"/>
+        <w:ind w:left="620" w:hanging="620"/>
+        <w:jc w:val="both"/>
+      </w:pPr>
+      <w:r>
+        <w:rPr>
+          <w:rFonts w:ascii="Times New Roman" w:cs="Times New Roman" w:eastAsia="Times New Roman" w:hAnsi="Times New Roman"/>
+          <w:b w:val="false"/>
+          <w:bCs w:val="false"/>
+          <w:i w:val="false"/>
+          <w:iCs w:val="false"/>
+          <w:sz w:val="22"/>
+          <w:szCs w:val="22"/>
+        </w:rPr>
+        <w:t xml:space="preserve">11.4	</w:t>
+      </w:r>
+      <w:r>
+        <w:rPr>
+          <w:rFonts w:ascii="Times New Roman" w:cs="Times New Roman" w:eastAsia="Times New Roman" w:hAnsi="Times New Roman"/>
+          <w:b w:val="false"/>
+          <w:bCs w:val="false"/>
+          <w:i w:val="false"/>
+          <w:iCs w:val="false"/>
+          <w:sz w:val="22"/>
+          <w:szCs w:val="22"/>
+        </w:rPr>
         <w:t xml:space="preserve">Approved changes apply only to the Licensed Unit unless Seaways agrees otherwise in writing.</w:t>
       </w:r>
     </w:p>
@@ -6265,7 +6494,7 @@
           <w:sz w:val="22"/>
           <w:szCs w:val="22"/>
         </w:rPr>
-        <w:t xml:space="preserve">Each Party retains ownership of its Background IP.</w:t>
+        <w:t xml:space="preserve">Each Party retains ownership of its Background IP. Ownership of developments made in connection with the Project is allocated by category as set out in this Clause.</w:t>
       </w:r>
     </w:p>
     <w:p>
@@ -6299,7 +6528,7 @@
           <w:sz w:val="22"/>
           <w:szCs w:val="22"/>
         </w:rPr>
-        <w:t xml:space="preserve">The Licensee shall promptly disclose to Seaways every Improvement created by or for the Licensee through access to or use of the MPSS Technology.</w:t>
+        <w:t xml:space="preserve">The Licensee shall promptly disclose to Seaways every MPSS Core Improvement created by or for the Licensee through access to or use of the MPSS Technology.</w:t>
       </w:r>
     </w:p>
     <w:p>
@@ -6326,14 +6555,26 @@
       <w:r>
         <w:rPr>
           <w:rFonts w:ascii="Times New Roman" w:cs="Times New Roman" w:eastAsia="Times New Roman" w:hAnsi="Times New Roman"/>
-          <w:b w:val="false"/>
-          <w:bCs w:val="false"/>
-          <w:i w:val="false"/>
-          <w:iCs w:val="false"/>
-          <w:sz w:val="22"/>
-          <w:szCs w:val="22"/>
-        </w:rPr>
-        <w:t xml:space="preserve">To the extent legally permissible, Improvements that are inseparable from, dependent upon or derived from the MPSS Technology shall belong to Seaways.</w:t>
+          <w:b/>
+          <w:bCs/>
+          <w:i w:val="false"/>
+          <w:iCs w:val="false"/>
+          <w:sz w:val="22"/>
+          <w:szCs w:val="22"/>
+        </w:rPr>
+        <w:t xml:space="preserve">MPSS Core Improvements — Seaways. </w:t>
+      </w:r>
+      <w:r>
+        <w:rPr>
+          <w:rFonts w:ascii="Times New Roman" w:cs="Times New Roman" w:eastAsia="Times New Roman" w:hAnsi="Times New Roman"/>
+          <w:b w:val="false"/>
+          <w:bCs w:val="false"/>
+          <w:i w:val="false"/>
+          <w:iCs w:val="false"/>
+          <w:sz w:val="22"/>
+          <w:szCs w:val="22"/>
+        </w:rPr>
+        <w:t xml:space="preserve">To the extent legally permissible, MPSS Core Improvements shall belong to Seaways. To the extent any such MPSS Core Improvement does not automatically vest in Seaways, the Licensee hereby assigns, and shall procure the assignment of, all present and future rights in it to Seaways, with full title guarantee, and shall execute and procure all further documents reasonably required to perfect that ownership. Seaways grants the Licensee a non-exclusive, non-transferable, royalty-free licence to use those MPSS Core Improvements solely in connection with the construction, operation, inspection, maintenance and repair of the Licensed Unit.</w:t>
       </w:r>
     </w:p>
     <w:p>
@@ -6360,14 +6601,26 @@
       <w:r>
         <w:rPr>
           <w:rFonts w:ascii="Times New Roman" w:cs="Times New Roman" w:eastAsia="Times New Roman" w:hAnsi="Times New Roman"/>
-          <w:b w:val="false"/>
-          <w:bCs w:val="false"/>
-          <w:i w:val="false"/>
-          <w:iCs w:val="false"/>
-          <w:sz w:val="22"/>
-          <w:szCs w:val="22"/>
-        </w:rPr>
-        <w:t xml:space="preserve">To the extent any such Improvement does not automatically vest in Seaways, the Licensee hereby assigns, and shall procure the assignment of, all present and future rights in that Improvement to Seaways, with full title guarantee.</w:t>
+          <w:b/>
+          <w:bCs/>
+          <w:i w:val="false"/>
+          <w:iCs w:val="false"/>
+          <w:sz w:val="22"/>
+          <w:szCs w:val="22"/>
+        </w:rPr>
+        <w:t xml:space="preserve">Project Technology — the developer. </w:t>
+      </w:r>
+      <w:r>
+        <w:rPr>
+          <w:rFonts w:ascii="Times New Roman" w:cs="Times New Roman" w:eastAsia="Times New Roman" w:hAnsi="Times New Roman"/>
+          <w:b w:val="false"/>
+          <w:bCs w:val="false"/>
+          <w:i w:val="false"/>
+          <w:iCs w:val="false"/>
+          <w:sz w:val="22"/>
+          <w:szCs w:val="22"/>
+        </w:rPr>
+        <w:t xml:space="preserve">Project Technology is owned by the Party (or its contractor) that develops it, and does not become the property of Seaways merely because it arose during or in connection with the Project. Where required for Seaways to exercise its retained rights in the MPSS Technology, the Licensee grants Seaways a non-exclusive, royalty-free licence to use Project Technology only to the extent it is embedded in or necessary to operate the MPSS Technology, and not for independent commercial exploitation.</w:t>
       </w:r>
     </w:p>
     <w:p>
@@ -6394,14 +6647,26 @@
       <w:r>
         <w:rPr>
           <w:rFonts w:ascii="Times New Roman" w:cs="Times New Roman" w:eastAsia="Times New Roman" w:hAnsi="Times New Roman"/>
-          <w:b w:val="false"/>
-          <w:bCs w:val="false"/>
-          <w:i w:val="false"/>
-          <w:iCs w:val="false"/>
-          <w:sz w:val="22"/>
-          <w:szCs w:val="22"/>
-        </w:rPr>
-        <w:t xml:space="preserve">The Licensee shall execute and procure all further documents reasonably required to perfect that ownership.</w:t>
+          <w:b/>
+          <w:bCs/>
+          <w:i w:val="false"/>
+          <w:iCs w:val="false"/>
+          <w:sz w:val="22"/>
+          <w:szCs w:val="22"/>
+        </w:rPr>
+        <w:t xml:space="preserve">Integrated improvements. </w:t>
+      </w:r>
+      <w:r>
+        <w:rPr>
+          <w:rFonts w:ascii="Times New Roman" w:cs="Times New Roman" w:eastAsia="Times New Roman" w:hAnsi="Times New Roman"/>
+          <w:b w:val="false"/>
+          <w:bCs w:val="false"/>
+          <w:i w:val="false"/>
+          <w:iCs w:val="false"/>
+          <w:sz w:val="22"/>
+          <w:szCs w:val="22"/>
+        </w:rPr>
+        <w:t xml:space="preserve">Where a development combines MPSS Core Improvement elements with Project Technology or a Party’s Background IP, each Party retains ownership of its own underlying intellectual property, and each grants the other only the licences reasonably necessary to design, construct, operate, inspect, maintain and repair the Licensed Unit. Neither Party acquires ownership of the other’s underlying intellectual property by reason of the integration.</w:t>
       </w:r>
     </w:p>
     <w:p>
@@ -6435,7 +6700,7 @@
           <w:sz w:val="22"/>
           <w:szCs w:val="22"/>
         </w:rPr>
-        <w:t xml:space="preserve">Seaways grants the Licensee a non-exclusive, non-transferable, royalty-free licence to use such Improvements solely in connection with the operation, inspection, maintenance and repair of the Licensed Unit.</w:t>
+        <w:t xml:space="preserve">The Licensee’s independently developed technology that does not incorporate or disclose MPSS Technology, was developed without using Licensed Materials, and is capable of independent use, remains the Licensee’s property and, where it meets the definition, constitutes Project Technology.</w:t>
       </w:r>
     </w:p>
     <w:p>
@@ -6469,162 +6734,7 @@
           <w:sz w:val="22"/>
           <w:szCs w:val="22"/>
         </w:rPr>
-        <w:t xml:space="preserve">Independently developed Licensee technology that:</w:t>
-      </w:r>
-    </w:p>
-    <w:p>
-      <w:pPr>
-        <w:tabs>
-          <w:tab w:val="left" w:pos="1240"/>
-        </w:tabs>
-        <w:spacing w:after="80" w:line="276"/>
-        <w:ind w:left="1240" w:hanging="480"/>
-        <w:jc w:val="both"/>
-      </w:pPr>
-      <w:r>
-        <w:rPr>
-          <w:rFonts w:ascii="Times New Roman" w:cs="Times New Roman" w:eastAsia="Times New Roman" w:hAnsi="Times New Roman"/>
-          <w:b w:val="false"/>
-          <w:bCs w:val="false"/>
-          <w:i w:val="false"/>
-          <w:iCs w:val="false"/>
-          <w:sz w:val="22"/>
-          <w:szCs w:val="22"/>
-        </w:rPr>
-        <w:t xml:space="preserve">a.	</w:t>
-      </w:r>
-      <w:r>
-        <w:rPr>
-          <w:rFonts w:ascii="Times New Roman" w:cs="Times New Roman" w:eastAsia="Times New Roman" w:hAnsi="Times New Roman"/>
-          <w:b w:val="false"/>
-          <w:bCs w:val="false"/>
-          <w:i w:val="false"/>
-          <w:iCs w:val="false"/>
-          <w:sz w:val="22"/>
-          <w:szCs w:val="22"/>
-        </w:rPr>
-        <w:t xml:space="preserve">does not incorporate or disclose MPSS Technology;</w:t>
-      </w:r>
-    </w:p>
-    <w:p>
-      <w:pPr>
-        <w:tabs>
-          <w:tab w:val="left" w:pos="1240"/>
-        </w:tabs>
-        <w:spacing w:after="80" w:line="276"/>
-        <w:ind w:left="1240" w:hanging="480"/>
-        <w:jc w:val="both"/>
-      </w:pPr>
-      <w:r>
-        <w:rPr>
-          <w:rFonts w:ascii="Times New Roman" w:cs="Times New Roman" w:eastAsia="Times New Roman" w:hAnsi="Times New Roman"/>
-          <w:b w:val="false"/>
-          <w:bCs w:val="false"/>
-          <w:i w:val="false"/>
-          <w:iCs w:val="false"/>
-          <w:sz w:val="22"/>
-          <w:szCs w:val="22"/>
-        </w:rPr>
-        <w:t xml:space="preserve">b.	</w:t>
-      </w:r>
-      <w:r>
-        <w:rPr>
-          <w:rFonts w:ascii="Times New Roman" w:cs="Times New Roman" w:eastAsia="Times New Roman" w:hAnsi="Times New Roman"/>
-          <w:b w:val="false"/>
-          <w:bCs w:val="false"/>
-          <w:i w:val="false"/>
-          <w:iCs w:val="false"/>
-          <w:sz w:val="22"/>
-          <w:szCs w:val="22"/>
-        </w:rPr>
-        <w:t xml:space="preserve">was developed without using Licensed Materials; and</w:t>
-      </w:r>
-    </w:p>
-    <w:p>
-      <w:pPr>
-        <w:tabs>
-          <w:tab w:val="left" w:pos="1240"/>
-        </w:tabs>
-        <w:spacing w:after="80" w:line="276"/>
-        <w:ind w:left="1240" w:hanging="480"/>
-        <w:jc w:val="both"/>
-      </w:pPr>
-      <w:r>
-        <w:rPr>
-          <w:rFonts w:ascii="Times New Roman" w:cs="Times New Roman" w:eastAsia="Times New Roman" w:hAnsi="Times New Roman"/>
-          <w:b w:val="false"/>
-          <w:bCs w:val="false"/>
-          <w:i w:val="false"/>
-          <w:iCs w:val="false"/>
-          <w:sz w:val="22"/>
-          <w:szCs w:val="22"/>
-        </w:rPr>
-        <w:t xml:space="preserve">c.	</w:t>
-      </w:r>
-      <w:r>
-        <w:rPr>
-          <w:rFonts w:ascii="Times New Roman" w:cs="Times New Roman" w:eastAsia="Times New Roman" w:hAnsi="Times New Roman"/>
-          <w:b w:val="false"/>
-          <w:bCs w:val="false"/>
-          <w:i w:val="false"/>
-          <w:iCs w:val="false"/>
-          <w:sz w:val="22"/>
-          <w:szCs w:val="22"/>
-        </w:rPr>
-        <w:t xml:space="preserve">is capable of independent use,</w:t>
-      </w:r>
-    </w:p>
-    <w:p>
-      <w:pPr>
-        <w:spacing w:after="120" w:line="276"/>
-        <w:ind w:left="620"/>
-        <w:jc w:val="both"/>
-      </w:pPr>
-      <w:r>
-        <w:rPr>
-          <w:rFonts w:ascii="Times New Roman" w:cs="Times New Roman" w:eastAsia="Times New Roman" w:hAnsi="Times New Roman"/>
-          <w:b w:val="false"/>
-          <w:bCs w:val="false"/>
-          <w:i w:val="false"/>
-          <w:iCs w:val="false"/>
-          <w:sz w:val="22"/>
-          <w:szCs w:val="22"/>
-        </w:rPr>
-        <w:t xml:space="preserve">remains the Licensee’s property.</w:t>
-      </w:r>
-    </w:p>
-    <w:p>
-      <w:pPr>
-        <w:tabs>
-          <w:tab w:val="left" w:pos="620"/>
-        </w:tabs>
-        <w:spacing w:after="120" w:line="276"/>
-        <w:ind w:left="620" w:hanging="620"/>
-        <w:jc w:val="both"/>
-      </w:pPr>
-      <w:r>
-        <w:rPr>
-          <w:rFonts w:ascii="Times New Roman" w:cs="Times New Roman" w:eastAsia="Times New Roman" w:hAnsi="Times New Roman"/>
-          <w:b w:val="false"/>
-          <w:bCs w:val="false"/>
-          <w:i w:val="false"/>
-          <w:iCs w:val="false"/>
-          <w:sz w:val="22"/>
-          <w:szCs w:val="22"/>
-        </w:rPr>
-        <w:t xml:space="preserve">13.8	</w:t>
-      </w:r>
-      <w:r>
-        <w:rPr>
-          <w:rFonts w:ascii="Times New Roman" w:cs="Times New Roman" w:eastAsia="Times New Roman" w:hAnsi="Times New Roman"/>
-          <w:b w:val="false"/>
-          <w:bCs w:val="false"/>
-          <w:i w:val="false"/>
-          <w:iCs w:val="false"/>
-          <w:sz w:val="22"/>
-          <w:szCs w:val="22"/>
-        </w:rPr>
-        <w:t xml:space="preserve">Nothing in this Clause gives the Licensee a right to use Seaways’ Background IP outside the express licence granted by Clause 2.</w:t>
+        <w:t xml:space="preserve">Nothing in this Clause gives the Licensee a right to use Seaways’ Background IP or MPSS Technology outside the express licence granted by Clause 2, nor gives Seaways a right to exploit Project Technology outside the limited licence in Clause 13.4.</w:t>
       </w:r>
     </w:p>
     <w:p>
@@ -8282,7 +8392,7 @@
           <w:sz w:val="22"/>
           <w:szCs w:val="22"/>
         </w:rPr>
-        <w:t xml:space="preserve">Seaways warrants that, to its knowledge at the Effective Date, it owns or controls sufficient rights in the Licensed Materials to grant the express licence in Clause 2.</w:t>
+        <w:t xml:space="preserve">Seaways warrants that, to its knowledge at the Effective Date, it owns or controls sufficient rights in the Licensed Materials to grant the express licence in Clause 2, and that the intellectual property rights of A. Craig Lang in the MPSS Technology have been assigned to, are owned or controlled by, or are validly licensed to Seaways with the right to grant the licence in this Agreement.</w:t>
       </w:r>
     </w:p>
     <w:p>
@@ -9014,7 +9124,177 @@
           <w:sz w:val="22"/>
           <w:szCs w:val="22"/>
         </w:rPr>
-        <w:t xml:space="preserve">The indemnity does not apply to the extent a final judgment determines that the relevant loss was directly caused by Seaways’ fraud or wilful misconduct.</w:t>
+        <w:t xml:space="preserve">The indemnity does not apply to the extent the relevant loss is caused by:</w:t>
+      </w:r>
+    </w:p>
+    <w:p>
+      <w:pPr>
+        <w:tabs>
+          <w:tab w:val="left" w:pos="1240"/>
+        </w:tabs>
+        <w:spacing w:after="80" w:line="276"/>
+        <w:ind w:left="1240" w:hanging="480"/>
+        <w:jc w:val="both"/>
+      </w:pPr>
+      <w:r>
+        <w:rPr>
+          <w:rFonts w:ascii="Times New Roman" w:cs="Times New Roman" w:eastAsia="Times New Roman" w:hAnsi="Times New Roman"/>
+          <w:b w:val="false"/>
+          <w:bCs w:val="false"/>
+          <w:i w:val="false"/>
+          <w:iCs w:val="false"/>
+          <w:sz w:val="22"/>
+          <w:szCs w:val="22"/>
+        </w:rPr>
+        <w:t xml:space="preserve">a.	</w:t>
+      </w:r>
+      <w:r>
+        <w:rPr>
+          <w:rFonts w:ascii="Times New Roman" w:cs="Times New Roman" w:eastAsia="Times New Roman" w:hAnsi="Times New Roman"/>
+          <w:b w:val="false"/>
+          <w:bCs w:val="false"/>
+          <w:i w:val="false"/>
+          <w:iCs w:val="false"/>
+          <w:sz w:val="22"/>
+          <w:szCs w:val="22"/>
+        </w:rPr>
+        <w:t xml:space="preserve">Seaways’ negligence;</w:t>
+      </w:r>
+    </w:p>
+    <w:p>
+      <w:pPr>
+        <w:tabs>
+          <w:tab w:val="left" w:pos="1240"/>
+        </w:tabs>
+        <w:spacing w:after="80" w:line="276"/>
+        <w:ind w:left="1240" w:hanging="480"/>
+        <w:jc w:val="both"/>
+      </w:pPr>
+      <w:r>
+        <w:rPr>
+          <w:rFonts w:ascii="Times New Roman" w:cs="Times New Roman" w:eastAsia="Times New Roman" w:hAnsi="Times New Roman"/>
+          <w:b w:val="false"/>
+          <w:bCs w:val="false"/>
+          <w:i w:val="false"/>
+          <w:iCs w:val="false"/>
+          <w:sz w:val="22"/>
+          <w:szCs w:val="22"/>
+        </w:rPr>
+        <w:t xml:space="preserve">b.	</w:t>
+      </w:r>
+      <w:r>
+        <w:rPr>
+          <w:rFonts w:ascii="Times New Roman" w:cs="Times New Roman" w:eastAsia="Times New Roman" w:hAnsi="Times New Roman"/>
+          <w:b w:val="false"/>
+          <w:bCs w:val="false"/>
+          <w:i w:val="false"/>
+          <w:iCs w:val="false"/>
+          <w:sz w:val="22"/>
+          <w:szCs w:val="22"/>
+        </w:rPr>
+        <w:t xml:space="preserve">Seaways’ material breach of this Agreement;</w:t>
+      </w:r>
+    </w:p>
+    <w:p>
+      <w:pPr>
+        <w:tabs>
+          <w:tab w:val="left" w:pos="1240"/>
+        </w:tabs>
+        <w:spacing w:after="80" w:line="276"/>
+        <w:ind w:left="1240" w:hanging="480"/>
+        <w:jc w:val="both"/>
+      </w:pPr>
+      <w:r>
+        <w:rPr>
+          <w:rFonts w:ascii="Times New Roman" w:cs="Times New Roman" w:eastAsia="Times New Roman" w:hAnsi="Times New Roman"/>
+          <w:b w:val="false"/>
+          <w:bCs w:val="false"/>
+          <w:i w:val="false"/>
+          <w:iCs w:val="false"/>
+          <w:sz w:val="22"/>
+          <w:szCs w:val="22"/>
+        </w:rPr>
+        <w:t xml:space="preserve">c.	</w:t>
+      </w:r>
+      <w:r>
+        <w:rPr>
+          <w:rFonts w:ascii="Times New Roman" w:cs="Times New Roman" w:eastAsia="Times New Roman" w:hAnsi="Times New Roman"/>
+          <w:b w:val="false"/>
+          <w:bCs w:val="false"/>
+          <w:i w:val="false"/>
+          <w:iCs w:val="false"/>
+          <w:sz w:val="22"/>
+          <w:szCs w:val="22"/>
+        </w:rPr>
+        <w:t xml:space="preserve">information supplied by Seaways that Seaways knew, or was negligent in not knowing, to be defective;</w:t>
+      </w:r>
+    </w:p>
+    <w:p>
+      <w:pPr>
+        <w:tabs>
+          <w:tab w:val="left" w:pos="1240"/>
+        </w:tabs>
+        <w:spacing w:after="80" w:line="276"/>
+        <w:ind w:left="1240" w:hanging="480"/>
+        <w:jc w:val="both"/>
+      </w:pPr>
+      <w:r>
+        <w:rPr>
+          <w:rFonts w:ascii="Times New Roman" w:cs="Times New Roman" w:eastAsia="Times New Roman" w:hAnsi="Times New Roman"/>
+          <w:b w:val="false"/>
+          <w:bCs w:val="false"/>
+          <w:i w:val="false"/>
+          <w:iCs w:val="false"/>
+          <w:sz w:val="22"/>
+          <w:szCs w:val="22"/>
+        </w:rPr>
+        <w:t xml:space="preserve">d.	</w:t>
+      </w:r>
+      <w:r>
+        <w:rPr>
+          <w:rFonts w:ascii="Times New Roman" w:cs="Times New Roman" w:eastAsia="Times New Roman" w:hAnsi="Times New Roman"/>
+          <w:b w:val="false"/>
+          <w:bCs w:val="false"/>
+          <w:i w:val="false"/>
+          <w:iCs w:val="false"/>
+          <w:sz w:val="22"/>
+          <w:szCs w:val="22"/>
+        </w:rPr>
+        <w:t xml:space="preserve">infringement of a third party’s rights arising solely from the original Licensed Materials as supplied by Seaways, and not from any modification, addition or application by the Licensee or its contractors; or</w:t>
+      </w:r>
+    </w:p>
+    <w:p>
+      <w:pPr>
+        <w:tabs>
+          <w:tab w:val="left" w:pos="1240"/>
+        </w:tabs>
+        <w:spacing w:after="80" w:line="276"/>
+        <w:ind w:left="1240" w:hanging="480"/>
+        <w:jc w:val="both"/>
+      </w:pPr>
+      <w:r>
+        <w:rPr>
+          <w:rFonts w:ascii="Times New Roman" w:cs="Times New Roman" w:eastAsia="Times New Roman" w:hAnsi="Times New Roman"/>
+          <w:b w:val="false"/>
+          <w:bCs w:val="false"/>
+          <w:i w:val="false"/>
+          <w:iCs w:val="false"/>
+          <w:sz w:val="22"/>
+          <w:szCs w:val="22"/>
+        </w:rPr>
+        <w:t xml:space="preserve">e.	</w:t>
+      </w:r>
+      <w:r>
+        <w:rPr>
+          <w:rFonts w:ascii="Times New Roman" w:cs="Times New Roman" w:eastAsia="Times New Roman" w:hAnsi="Times New Roman"/>
+          <w:b w:val="false"/>
+          <w:bCs w:val="false"/>
+          <w:i w:val="false"/>
+          <w:iCs w:val="false"/>
+          <w:sz w:val="22"/>
+          <w:szCs w:val="22"/>
+        </w:rPr>
+        <w:t xml:space="preserve">Seaways’ fraud or wilful misconduct.</w:t>
       </w:r>
     </w:p>
     <w:p>
@@ -10922,7 +11202,7 @@
           <w:sz w:val="22"/>
           <w:szCs w:val="22"/>
         </w:rPr>
-        <w:t xml:space="preserve">Following delivery, the Licensee may continue to use necessary Licensed Materials solely to operate, inspect, maintain and repair the Licensed Unit for its service life.</w:t>
+        <w:t xml:space="preserve">Following delivery, the Licensee may continue to use the necessary Licensed Materials for the service life of the Licensed Unit to own, finance, charter, lease, mortgage, insure, operate, relocate, inspect, maintain, repair, refurbish and extend the life of the Licensed Unit, and to change its operator, field or project, subject to Clauses 2 and 28. This includes carrying out major repair, structural renewal and life-extension work on the Licensed Unit, including the replacement of steel, plating, tanks, columns, deck sections, pontoons and other structural or system components as required to repair, renew or extend the life of that same Licensed Unit.</w:t>
       </w:r>
     </w:p>
     <w:p>
@@ -10956,7 +11236,7 @@
           <w:sz w:val="22"/>
           <w:szCs w:val="22"/>
         </w:rPr>
-        <w:t xml:space="preserve">The post-delivery licence does not permit construction of replacement structural units, sister vessels or additional MPSS units.</w:t>
+        <w:t xml:space="preserve">The post-delivery licence does not permit the construction of a replacement hull, a sister vessel or any additional MPSS unit. The restriction on “replacement structural units” applies to building a further hull or additional MPSS, and not to the replacement components required to repair, renew or extend the life of the existing Licensed Unit under Clause 23.3.</w:t>
       </w:r>
     </w:p>
     <w:p>
@@ -12765,7 +13045,7 @@
           <w:sz w:val="22"/>
           <w:szCs w:val="22"/>
         </w:rPr>
-        <w:t xml:space="preserve">A sale of the Licensed Unit does not automatically transfer the licence.</w:t>
+        <w:t xml:space="preserve">The Licensee may sell or otherwise transfer the physical Licensed Unit as permitted by Clause 2.3. Such a sale or transfer passes ownership of the physical unit but does not automatically transfer this Agreement or the technology licence. Where the buyer, or an operator on its behalf, requires the benefit of the licence in order to operate, maintain or repair the Licensed Unit, that licence is available on the buyer or operator acceding to the relevant obligations under Clause 28.3, and Seaways shall not unreasonably withhold or delay the necessary accession documentation for a bona fide transferee that is not a material competitor, sanctions risk or threat to the MPSS Technology.</w:t>
       </w:r>
     </w:p>
     <w:p>
@@ -12799,7 +13079,7 @@
           <w:sz w:val="22"/>
           <w:szCs w:val="22"/>
         </w:rPr>
-        <w:t xml:space="preserve">Any proposed owner, lessor, lender, mortgagee or operator requiring access to Licensed Materials must enter into documentation acceptable to Seaways.</w:t>
+        <w:t xml:space="preserve">Any proposed owner, lessor, lender, mortgagee or operator requiring access to Licensed Materials or the benefit of the licence must enter into an accession or confidentiality and restricted-use agreement acceptable to Seaways and consistent with this Agreement.</w:t>
       </w:r>
     </w:p>
     <w:p>
@@ -14615,6 +14895,107 @@
           <w:szCs w:val="22"/>
         </w:rPr>
         <w:t xml:space="preserve">Witness address: _____________________________</w:t>
+      </w:r>
+    </w:p>
+    <w:p>
+      <w:pPr>
+        <w:pBdr>
+          <w:bottom w:val="single" w:color="888888" w:sz="6" w:space="4"/>
+        </w:pBdr>
+        <w:spacing w:after="120" w:before="120"/>
+      </w:pPr>
+      <w:r>
+        <w:rPr>
+          <w:rFonts w:ascii="Times New Roman" w:cs="Times New Roman" w:eastAsia="Times New Roman" w:hAnsi="Times New Roman"/>
+          <w:b w:val="false"/>
+          <w:bCs w:val="false"/>
+          <w:i w:val="false"/>
+          <w:iCs w:val="false"/>
+          <w:sz w:val="22"/>
+          <w:szCs w:val="22"/>
+        </w:rPr>
+        <w:t xml:space="preserve"/>
+      </w:r>
+    </w:p>
+    <w:p>
+      <w:pPr>
+        <w:spacing w:after="200" w:line="276"/>
+        <w:jc w:val="both"/>
+      </w:pPr>
+      <w:r>
+        <w:rPr>
+          <w:rFonts w:ascii="Times New Roman" w:cs="Times New Roman" w:eastAsia="Times New Roman" w:hAnsi="Times New Roman"/>
+          <w:b/>
+          <w:bCs/>
+          <w:i w:val="false"/>
+          <w:iCs w:val="false"/>
+          <w:sz w:val="22"/>
+          <w:szCs w:val="22"/>
+        </w:rPr>
+        <w:t xml:space="preserve">Confirming party (chain of title only). </w:t>
+      </w:r>
+      <w:r>
+        <w:rPr>
+          <w:rFonts w:ascii="Times New Roman" w:cs="Times New Roman" w:eastAsia="Times New Roman" w:hAnsi="Times New Roman"/>
+          <w:b w:val="false"/>
+          <w:bCs w:val="false"/>
+          <w:i w:val="false"/>
+          <w:iCs w:val="false"/>
+          <w:sz w:val="22"/>
+          <w:szCs w:val="22"/>
+        </w:rPr>
+        <w:t xml:space="preserve">A. Craig Lang signs below solely to confirm the assignment, ownership or licensing of his rights in the MPSS Technology to Seaways as stated in Recital B and Clause 18.2. This confirmation is required only if that chain of title is not already evidenced by a prior written assignment, in which case this block may be left unsigned.</w:t>
+      </w:r>
+    </w:p>
+    <w:p>
+      <w:pPr>
+        <w:spacing w:after="160"/>
+      </w:pPr>
+      <w:r>
+        <w:rPr>
+          <w:rFonts w:ascii="Times New Roman" w:cs="Times New Roman" w:eastAsia="Times New Roman" w:hAnsi="Times New Roman"/>
+          <w:b w:val="false"/>
+          <w:bCs w:val="false"/>
+          <w:i w:val="false"/>
+          <w:iCs w:val="false"/>
+          <w:sz w:val="22"/>
+          <w:szCs w:val="22"/>
+        </w:rPr>
+        <w:t xml:space="preserve">Signature: __________________________________</w:t>
+      </w:r>
+    </w:p>
+    <w:p>
+      <w:pPr>
+        <w:spacing w:after="160"/>
+      </w:pPr>
+      <w:r>
+        <w:rPr>
+          <w:rFonts w:ascii="Times New Roman" w:cs="Times New Roman" w:eastAsia="Times New Roman" w:hAnsi="Times New Roman"/>
+          <w:b w:val="false"/>
+          <w:bCs w:val="false"/>
+          <w:i w:val="false"/>
+          <w:iCs w:val="false"/>
+          <w:sz w:val="22"/>
+          <w:szCs w:val="22"/>
+        </w:rPr>
+        <w:t xml:space="preserve">Name: A. Craig Lang</w:t>
+      </w:r>
+    </w:p>
+    <w:p>
+      <w:pPr>
+        <w:spacing w:after="160"/>
+      </w:pPr>
+      <w:r>
+        <w:rPr>
+          <w:rFonts w:ascii="Times New Roman" w:cs="Times New Roman" w:eastAsia="Times New Roman" w:hAnsi="Times New Roman"/>
+          <w:b w:val="false"/>
+          <w:bCs w:val="false"/>
+          <w:i w:val="false"/>
+          <w:iCs w:val="false"/>
+          <w:sz w:val="22"/>
+          <w:szCs w:val="22"/>
+        </w:rPr>
+        <w:t xml:space="preserve">Date: ______________________________________</w:t>
       </w:r>
     </w:p>
     <w:p>
@@ -16496,6 +16877,29 @@
     </w:p>
     <w:p>
       <w:pPr>
+        <w:pBdr>
+          <w:left w:val="single" w:color="1F3A5F" w:sz="12" w:space="8"/>
+        </w:pBdr>
+        <w:spacing w:after="160"/>
+        <w:ind w:left="360" w:right="360"/>
+        <w:jc w:val="both"/>
+      </w:pPr>
+      <w:r>
+        <w:rPr>
+          <w:rFonts w:ascii="Times New Roman" w:cs="Times New Roman" w:eastAsia="Times New Roman" w:hAnsi="Times New Roman"/>
+          <w:b w:val="false"/>
+          <w:bCs w:val="false"/>
+          <w:i/>
+          <w:iCs/>
+          <w:color w:val="1F3A5F"/>
+          <w:sz w:val="20"/>
+          <w:szCs w:val="20"/>
+        </w:rPr>
+        <w:t xml:space="preserve">Drafting note — to be resolved before circulation: this Schedule sets out the full menu of payment mechanisms (initial fee, construction-authorisation fee, milestones, royalty and hourly support). Select the agreed commercial model and delete the alternatives that do not apply, so the executed Schedule reflects one agreed structure rather than a template.</w:t>
+      </w:r>
+    </w:p>
+    <w:p>
+      <w:pPr>
         <w:spacing w:after="100" w:before="180"/>
       </w:pPr>
       <w:r>
